--- a/La revolución del Servidor node.docx
+++ b/La revolución del Servidor node.docx
@@ -147,23 +147,7 @@
         <w:t>Node.js</w:t>
       </w:r>
       <w:r>
-        <w:t>, pronunciado “</w:t>
-      </w:r>
-      <w:proofErr w:type="spellStart"/>
-      <w:r>
-        <w:t>Noujes</w:t>
-      </w:r>
-      <w:proofErr w:type="spellEnd"/>
-      <w:r>
-        <w:t xml:space="preserve">”, fue la revolución del Servidor, todo el que programe debería aprenderlo, se originó en 2009 por Ryan </w:t>
-      </w:r>
-      <w:proofErr w:type="gramStart"/>
-      <w:r>
-        <w:t>Dahl</w:t>
-      </w:r>
-      <w:proofErr w:type="gramEnd"/>
-      <w:r>
-        <w:t xml:space="preserve"> pero tuvo su auge en 2015 superando la lentitud de los servidores web con Apache. El </w:t>
+        <w:t xml:space="preserve">, pronunciado “Noujes”, fue la revolución del Servidor, todo el que programe debería aprenderlo, se originó en 2009 por Ryan Dahl pero tuvo su auge en 2015 superando la lentitud de los servidores web con Apache. El </w:t>
       </w:r>
       <w:r>
         <w:rPr>
@@ -183,61 +167,20 @@
         <w:t>de Google</w:t>
       </w:r>
       <w:r>
-        <w:t xml:space="preserve"> permitió usar </w:t>
-      </w:r>
-      <w:proofErr w:type="spellStart"/>
-      <w:r>
-        <w:t>Javascript</w:t>
-      </w:r>
-      <w:proofErr w:type="spellEnd"/>
-      <w:r>
-        <w:t xml:space="preserve"> a gran velocidad en el servidor a nivel navegación, lo cual antes era imposible, es decir Node.js contiene motor V8, incluso la NASA o mientras estamos jugando a una consola como switch, plataformas </w:t>
-      </w:r>
-      <w:r>
-        <w:rPr>
-          <w:b/>
-          <w:bCs/>
-        </w:rPr>
-        <w:t xml:space="preserve">como el </w:t>
-      </w:r>
-      <w:proofErr w:type="spellStart"/>
-      <w:r>
-        <w:rPr>
-          <w:b/>
-          <w:bCs/>
-        </w:rPr>
-        <w:t>uber</w:t>
-      </w:r>
-      <w:proofErr w:type="spellEnd"/>
-      <w:r>
-        <w:rPr>
-          <w:b/>
-          <w:bCs/>
-        </w:rPr>
-        <w:t xml:space="preserve">, Netflix, incluso en herramientas como Visual </w:t>
-      </w:r>
-      <w:proofErr w:type="spellStart"/>
-      <w:r>
-        <w:rPr>
-          <w:b/>
-          <w:bCs/>
-        </w:rPr>
-        <w:t>Code</w:t>
-      </w:r>
-      <w:proofErr w:type="spellEnd"/>
-      <w:r>
-        <w:rPr>
-          <w:b/>
-          <w:bCs/>
-        </w:rPr>
-        <w:t xml:space="preserve"> Studio.</w:t>
-      </w:r>
-    </w:p>
-    <w:p>
-      <w:pPr>
-        <w:jc w:val="both"/>
-      </w:pPr>
-      <w:proofErr w:type="gramStart"/>
+        <w:t xml:space="preserve"> permitió usar Javascript a gran velocidad en el servidor a nivel navegación, lo cual antes era imposible, es decir Node.js contiene motor V8, incluso la NASA o mientras estamos jugando a una consola como switch, plataformas </w:t>
+      </w:r>
+      <w:r>
+        <w:rPr>
+          <w:b/>
+          <w:bCs/>
+        </w:rPr>
+        <w:t>como el uber, Netflix, incluso en herramientas como Visual Code Studio.</w:t>
+      </w:r>
+    </w:p>
+    <w:p>
+      <w:pPr>
+        <w:jc w:val="both"/>
+      </w:pPr>
       <w:r>
         <w:rPr>
           <w:b/>
@@ -245,17 +188,8 @@
         </w:rPr>
         <w:t>Como funciona?</w:t>
       </w:r>
-      <w:proofErr w:type="gramEnd"/>
-      <w:r>
-        <w:t xml:space="preserve"> No es un lenguaje, no es un </w:t>
-      </w:r>
-      <w:proofErr w:type="spellStart"/>
-      <w:r>
-        <w:t>framework</w:t>
-      </w:r>
-      <w:proofErr w:type="spellEnd"/>
-      <w:r>
-        <w:t xml:space="preserve">, es un </w:t>
+      <w:r>
+        <w:t xml:space="preserve"> No es un lenguaje, no es un framework, es un </w:t>
       </w:r>
       <w:r>
         <w:rPr>
@@ -267,21 +201,12 @@
       <w:r>
         <w:t xml:space="preserve"> que permite usar </w:t>
       </w:r>
-      <w:proofErr w:type="spellStart"/>
-      <w:r>
-        <w:rPr>
-          <w:b/>
-          <w:bCs/>
-        </w:rPr>
-        <w:t>Javascript</w:t>
-      </w:r>
-      <w:proofErr w:type="spellEnd"/>
-      <w:r>
-        <w:rPr>
-          <w:b/>
-          <w:bCs/>
-        </w:rPr>
-        <w:t xml:space="preserve"> fuera del navegador</w:t>
+      <w:r>
+        <w:rPr>
+          <w:b/>
+          <w:bCs/>
+        </w:rPr>
+        <w:t>Javascript fuera del navegador</w:t>
       </w:r>
       <w:r>
         <w:t xml:space="preserve">. Es un </w:t>
@@ -291,17 +216,8 @@
           <w:b/>
           <w:bCs/>
         </w:rPr>
-        <w:t xml:space="preserve">sistema </w:t>
-      </w:r>
-      <w:proofErr w:type="spellStart"/>
-      <w:r>
-        <w:rPr>
-          <w:b/>
-          <w:bCs/>
-        </w:rPr>
-        <w:t>monohilo</w:t>
-      </w:r>
-      <w:proofErr w:type="spellEnd"/>
+        <w:t>sistema monohilo</w:t>
+      </w:r>
       <w:r>
         <w:t xml:space="preserve"> (beneficio de coste) y </w:t>
       </w:r>
@@ -370,15 +286,7 @@
         <w:jc w:val="both"/>
       </w:pPr>
       <w:r>
-        <w:t xml:space="preserve">Nodejs.org -&gt; Descargar en la </w:t>
-      </w:r>
-      <w:proofErr w:type="spellStart"/>
-      <w:r>
-        <w:t>pagina</w:t>
-      </w:r>
-      <w:proofErr w:type="spellEnd"/>
-      <w:r>
-        <w:t xml:space="preserve"> oficial.</w:t>
+        <w:t>Nodejs.org -&gt; Descargar en la pagina oficial.</w:t>
       </w:r>
     </w:p>
     <w:p>
@@ -436,15 +344,7 @@
         <w:jc w:val="both"/>
       </w:pPr>
       <w:r>
-        <w:t xml:space="preserve">Una vez descargada e instalada la última versión de LTS, se </w:t>
-      </w:r>
-      <w:proofErr w:type="spellStart"/>
-      <w:r>
-        <w:t>abrirálo</w:t>
-      </w:r>
-      <w:proofErr w:type="spellEnd"/>
-      <w:r>
-        <w:t xml:space="preserve"> siguiente:</w:t>
+        <w:t>Una vez descargada e instalada la última versión de LTS, se abrirálo siguiente:</w:t>
       </w:r>
     </w:p>
     <w:p>
@@ -512,31 +412,7 @@
         <w:jc w:val="both"/>
       </w:pPr>
       <w:r>
-        <w:t xml:space="preserve">Para comprobar que el ordenador lo detecta, abrir </w:t>
-      </w:r>
-      <w:proofErr w:type="spellStart"/>
-      <w:r>
-        <w:t>git</w:t>
-      </w:r>
-      <w:proofErr w:type="spellEnd"/>
-      <w:r>
-        <w:t xml:space="preserve"> </w:t>
-      </w:r>
-      <w:proofErr w:type="spellStart"/>
-      <w:r>
-        <w:t>bash</w:t>
-      </w:r>
-      <w:proofErr w:type="spellEnd"/>
-      <w:r>
-        <w:t xml:space="preserve"> y escribir </w:t>
-      </w:r>
-      <w:proofErr w:type="spellStart"/>
-      <w:r>
-        <w:t>node</w:t>
-      </w:r>
-      <w:proofErr w:type="spellEnd"/>
-      <w:r>
-        <w:t xml:space="preserve"> -v para saber si reconoce o saber que versión tenemos.</w:t>
+        <w:t>Para comprobar que el ordenador lo detecta, abrir git bash y escribir node -v para saber si reconoce o saber que versión tenemos.</w:t>
       </w:r>
     </w:p>
     <w:p>
@@ -586,121 +462,42 @@
         <w:jc w:val="both"/>
       </w:pPr>
       <w:r>
-        <w:t xml:space="preserve">A </w:t>
-      </w:r>
-      <w:proofErr w:type="gramStart"/>
-      <w:r>
-        <w:t>continuación</w:t>
-      </w:r>
-      <w:proofErr w:type="gramEnd"/>
-      <w:r>
-        <w:t xml:space="preserve"> comprobamos el ejecutable con </w:t>
-      </w:r>
-      <w:proofErr w:type="spellStart"/>
-      <w:r>
-        <w:t>npm</w:t>
-      </w:r>
-      <w:proofErr w:type="spellEnd"/>
-      <w:r>
-        <w:t xml:space="preserve"> -v</w:t>
-      </w:r>
-    </w:p>
-    <w:p>
-      <w:pPr>
-        <w:jc w:val="both"/>
-      </w:pPr>
-      <w:r>
-        <w:t xml:space="preserve">Siguiente paso instalar tu herramienta como Visual </w:t>
-      </w:r>
-      <w:proofErr w:type="spellStart"/>
-      <w:r>
-        <w:t>Code</w:t>
-      </w:r>
-      <w:proofErr w:type="spellEnd"/>
-      <w:r>
-        <w:t xml:space="preserve"> Studio o Agility </w:t>
-      </w:r>
-      <w:r>
-        <w:t xml:space="preserve">o </w:t>
-      </w:r>
-      <w:proofErr w:type="spellStart"/>
-      <w:r>
-        <w:t>Course</w:t>
-      </w:r>
-      <w:proofErr w:type="spellEnd"/>
-      <w:r>
-        <w:t>.</w:t>
-      </w:r>
-    </w:p>
-    <w:p>
-      <w:pPr>
-        <w:jc w:val="both"/>
-      </w:pPr>
-    </w:p>
-    <w:p>
-      <w:pPr>
-        <w:jc w:val="both"/>
-      </w:pPr>
-      <w:r>
-        <w:t xml:space="preserve">Con visual </w:t>
-      </w:r>
-      <w:proofErr w:type="spellStart"/>
-      <w:r>
-        <w:t>code</w:t>
-      </w:r>
-      <w:proofErr w:type="spellEnd"/>
-      <w:r>
-        <w:t xml:space="preserve"> </w:t>
-      </w:r>
-      <w:proofErr w:type="spellStart"/>
-      <w:proofErr w:type="gramStart"/>
-      <w:r>
-        <w:t>studio</w:t>
-      </w:r>
-      <w:proofErr w:type="spellEnd"/>
-      <w:proofErr w:type="gramEnd"/>
-      <w:r>
-        <w:t xml:space="preserve"> por ejemplo: </w:t>
-      </w:r>
-    </w:p>
-    <w:p>
-      <w:pPr>
-        <w:jc w:val="both"/>
-      </w:pPr>
-      <w:r>
-        <w:t xml:space="preserve">Hacemos carpeta de </w:t>
-      </w:r>
-      <w:proofErr w:type="spellStart"/>
-      <w:r>
-        <w:t>nodejs</w:t>
-      </w:r>
-      <w:proofErr w:type="spellEnd"/>
-      <w:r>
-        <w:t xml:space="preserve">, la arrastramos </w:t>
-      </w:r>
-      <w:proofErr w:type="gramStart"/>
-      <w:r>
-        <w:t>al visual</w:t>
-      </w:r>
-      <w:proofErr w:type="gramEnd"/>
-      <w:r>
-        <w:t xml:space="preserve"> </w:t>
-      </w:r>
-      <w:proofErr w:type="spellStart"/>
-      <w:r>
-        <w:t>code</w:t>
-      </w:r>
-      <w:proofErr w:type="spellEnd"/>
-      <w:r>
-        <w:t xml:space="preserve"> </w:t>
-      </w:r>
-      <w:proofErr w:type="spellStart"/>
-      <w:r>
-        <w:t>studio</w:t>
-      </w:r>
-      <w:proofErr w:type="spellEnd"/>
-      <w:r>
-        <w:t xml:space="preserve"> o en archivo-abrir carpeta-seleccionamos y creamos el archivo index.js</w:t>
+        <w:t>A continuación comprobamos el ejecutable con npm -v</w:t>
+      </w:r>
+    </w:p>
+    <w:p>
+      <w:pPr>
+        <w:jc w:val="both"/>
+      </w:pPr>
+      <w:r>
+        <w:t xml:space="preserve">Siguiente paso instalar tu herramienta como Visual Code Studio o Agility </w:t>
+      </w:r>
+      <w:r>
+        <w:t>o Course.</w:t>
+      </w:r>
+    </w:p>
+    <w:p>
+      <w:pPr>
+        <w:jc w:val="both"/>
+      </w:pPr>
+    </w:p>
+    <w:p>
+      <w:pPr>
+        <w:jc w:val="both"/>
+      </w:pPr>
+      <w:r>
+        <w:t xml:space="preserve">Con visual code studio por ejemplo: </w:t>
+      </w:r>
+    </w:p>
+    <w:p>
+      <w:pPr>
+        <w:jc w:val="both"/>
+      </w:pPr>
+      <w:r>
+        <w:t>Hacemos carpeta de nodejs</w:t>
+      </w:r>
+      <w:r>
+        <w:t>, la arrastramos al visual code studio o en archivo-abrir carpeta-seleccionamos y creamos el archivo index.js</w:t>
       </w:r>
     </w:p>
     <w:p>
@@ -750,23 +547,7 @@
         <w:jc w:val="both"/>
       </w:pPr>
       <w:r>
-        <w:t xml:space="preserve">Por defecto esta puesto el </w:t>
-      </w:r>
-      <w:proofErr w:type="spellStart"/>
-      <w:r>
-        <w:t>powershell</w:t>
-      </w:r>
-      <w:proofErr w:type="spellEnd"/>
-      <w:r>
-        <w:t xml:space="preserve">, no el </w:t>
-      </w:r>
-      <w:proofErr w:type="spellStart"/>
-      <w:r>
-        <w:t>bash</w:t>
-      </w:r>
-      <w:proofErr w:type="spellEnd"/>
-      <w:r>
-        <w:t>, en el + en la parte inferior hay que cambiarlo para que funcione el ejecutable. ¡IMPORTANTE!</w:t>
+        <w:t>Por defecto esta puesto el powershell, no el bash, en el + en la parte inferior hay que cambiarlo para que funcione el ejecutable. ¡IMPORTANTE!</w:t>
       </w:r>
     </w:p>
     <w:p>
@@ -793,94 +574,47 @@
           <w:u w:val="single"/>
         </w:rPr>
         <w:lastRenderedPageBreak/>
-        <w:t xml:space="preserve">Sistema de </w:t>
-      </w:r>
-      <w:proofErr w:type="spellStart"/>
-      <w:r>
-        <w:rPr>
-          <w:b/>
-          <w:bCs/>
-          <w:i/>
-          <w:iCs/>
+        <w:t>Sistema de modulos de node.js</w:t>
+      </w:r>
+    </w:p>
+    <w:p>
+      <w:pPr>
+        <w:jc w:val="both"/>
+      </w:pPr>
+      <w:r>
+        <w:t xml:space="preserve">Este código muestra como funcionan los diferentes tipos de archivos de módulos en node.js y como importar </w:t>
+      </w:r>
+    </w:p>
+    <w:p>
+      <w:pPr>
+        <w:jc w:val="both"/>
+        <w:rPr>
+          <w:b/>
+          <w:bCs/>
           <w:sz w:val="28"/>
           <w:szCs w:val="28"/>
-          <w:u w:val="single"/>
-        </w:rPr>
-        <w:t>modulos</w:t>
-      </w:r>
-      <w:proofErr w:type="spellEnd"/>
-      <w:r>
-        <w:rPr>
-          <w:b/>
-          <w:bCs/>
-          <w:i/>
-          <w:iCs/>
+        </w:rPr>
+      </w:pPr>
+      <w:r>
+        <w:t xml:space="preserve">Exportar serán los archivos de </w:t>
+      </w:r>
+      <w:r>
+        <w:rPr>
+          <w:b/>
+          <w:bCs/>
           <w:sz w:val="28"/>
           <w:szCs w:val="28"/>
-          <w:u w:val="single"/>
-        </w:rPr>
-        <w:t xml:space="preserve"> de node.js</w:t>
-      </w:r>
-    </w:p>
-    <w:p>
-      <w:pPr>
-        <w:jc w:val="both"/>
-      </w:pPr>
-      <w:r>
-        <w:t xml:space="preserve">Este código muestra como funcionan los diferentes tipos de archivos de módulos en node.js y como importar </w:t>
-      </w:r>
-    </w:p>
-    <w:p>
-      <w:pPr>
-        <w:jc w:val="both"/>
-        <w:rPr>
-          <w:b/>
-          <w:bCs/>
-          <w:sz w:val="28"/>
-          <w:szCs w:val="28"/>
-        </w:rPr>
-      </w:pPr>
-      <w:r>
-        <w:t xml:space="preserve">Exportar serán los archivos </w:t>
-      </w:r>
-      <w:proofErr w:type="gramStart"/>
-      <w:r>
-        <w:t xml:space="preserve">de </w:t>
-      </w:r>
-      <w:r>
-        <w:rPr>
-          <w:b/>
-          <w:bCs/>
-          <w:sz w:val="28"/>
-          <w:szCs w:val="28"/>
-        </w:rPr>
-        <w:t>.</w:t>
-      </w:r>
-      <w:proofErr w:type="spellStart"/>
-      <w:r>
-        <w:rPr>
-          <w:b/>
-          <w:bCs/>
-          <w:sz w:val="28"/>
-          <w:szCs w:val="28"/>
-        </w:rPr>
-        <w:t>mjs</w:t>
-      </w:r>
-      <w:proofErr w:type="spellEnd"/>
-      <w:proofErr w:type="gramEnd"/>
-    </w:p>
-    <w:p>
-      <w:pPr>
-        <w:jc w:val="both"/>
-      </w:pPr>
-      <w:r>
-        <w:t xml:space="preserve">Mirar códigos en </w:t>
-      </w:r>
-      <w:proofErr w:type="spellStart"/>
-      <w:r>
-        <w:t>notion</w:t>
-      </w:r>
-      <w:proofErr w:type="spellEnd"/>
+        </w:rPr>
+        <w:t>.mjs</w:t>
+      </w:r>
+    </w:p>
+    <w:p>
+      <w:pPr>
+        <w:jc w:val="both"/>
+      </w:pPr>
+      <w:r>
+        <w:t>Mirar códigos en notion</w:t>
+      </w:r>
     </w:p>
     <w:p>
       <w:pPr>
@@ -970,13 +704,8 @@
       <w:pPr>
         <w:jc w:val="both"/>
       </w:pPr>
-      <w:proofErr w:type="spellStart"/>
-      <w:r>
-        <w:t>Node</w:t>
-      </w:r>
-      <w:proofErr w:type="spellEnd"/>
-      <w:r>
-        <w:t xml:space="preserve"> index.js para ver el resultado, en el caso de la suma 4+2=6</w:t>
+      <w:r>
+        <w:t>Node index.js para ver el resultado, en el caso de la suma 4+2=6</w:t>
       </w:r>
     </w:p>
     <w:p>
@@ -1010,31 +739,10 @@
       </w:pPr>
       <w:r>
         <w:lastRenderedPageBreak/>
-        <w:t xml:space="preserve">VENCEL OTRO PROGRAMA, se conecta con </w:t>
-      </w:r>
-      <w:proofErr w:type="spellStart"/>
-      <w:r>
-        <w:t>git-hub</w:t>
-      </w:r>
-      <w:proofErr w:type="spellEnd"/>
-      <w:r>
-        <w:t xml:space="preserve">, en visual </w:t>
-      </w:r>
-      <w:proofErr w:type="spellStart"/>
-      <w:r>
-        <w:t>code</w:t>
-      </w:r>
-      <w:proofErr w:type="spellEnd"/>
-      <w:r>
-        <w:t xml:space="preserve"> </w:t>
-      </w:r>
-      <w:proofErr w:type="spellStart"/>
-      <w:r>
-        <w:t>studio</w:t>
-      </w:r>
-      <w:proofErr w:type="spellEnd"/>
-      <w:r>
-        <w:t>, comprobar que este nuestra sesión iniciada</w:t>
+        <w:t>VENCEL OTRO PROGRAMA, se conecta con git-hub</w:t>
+      </w:r>
+      <w:r>
+        <w:t>, en visual code studio, comprobar que este nuestra sesión iniciada</w:t>
       </w:r>
     </w:p>
     <w:p>
@@ -1084,59 +792,81 @@
         <w:jc w:val="both"/>
       </w:pPr>
       <w:r>
-        <w:t xml:space="preserve">Copiar la primera parte de código y ponerlo en </w:t>
-      </w:r>
-      <w:proofErr w:type="spellStart"/>
-      <w:r>
-        <w:t>git</w:t>
-      </w:r>
-      <w:proofErr w:type="spellEnd"/>
-      <w:r>
-        <w:t xml:space="preserve"> </w:t>
-      </w:r>
-      <w:proofErr w:type="spellStart"/>
-      <w:r>
-        <w:t>bash</w:t>
-      </w:r>
-      <w:proofErr w:type="spellEnd"/>
-      <w:r>
-        <w:t xml:space="preserve"> para crear la rama , deberían salir las carpetas en </w:t>
-      </w:r>
-      <w:proofErr w:type="spellStart"/>
-      <w:r>
-        <w:t>git</w:t>
-      </w:r>
-      <w:proofErr w:type="spellEnd"/>
-      <w:r>
-        <w:t xml:space="preserve"> </w:t>
-      </w:r>
-      <w:proofErr w:type="spellStart"/>
-      <w:r>
-        <w:t>hub</w:t>
-      </w:r>
-      <w:proofErr w:type="spellEnd"/>
-      <w:r>
-        <w:t xml:space="preserve"> y darle al desplegable para combinarlo con </w:t>
-      </w:r>
-      <w:proofErr w:type="spellStart"/>
-      <w:r>
-        <w:t>vencel</w:t>
-      </w:r>
-      <w:proofErr w:type="spellEnd"/>
-      <w:r>
-        <w:t xml:space="preserve"> desde su web.</w:t>
-      </w:r>
-    </w:p>
-    <w:p>
-      <w:pPr>
-        <w:jc w:val="both"/>
-      </w:pPr>
+        <w:rPr>
+          <w:noProof/>
+        </w:rPr>
+        <mc:AlternateContent>
+          <mc:Choice Requires="wps">
+            <w:drawing>
+              <wp:anchor distT="0" distB="0" distL="114300" distR="114300" simplePos="0" relativeHeight="251659264" behindDoc="0" locked="0" layoutInCell="1" allowOverlap="1" wp14:anchorId="1F16CD8A" wp14:editId="5A7DA7F2">
+                <wp:simplePos x="0" y="0"/>
+                <wp:positionH relativeFrom="column">
+                  <wp:posOffset>1862444</wp:posOffset>
+                </wp:positionH>
+                <wp:positionV relativeFrom="paragraph">
+                  <wp:posOffset>1901114</wp:posOffset>
+                </wp:positionV>
+                <wp:extent cx="2688199" cy="708144"/>
+                <wp:effectExtent l="0" t="57150" r="0" b="34925"/>
+                <wp:wrapNone/>
+                <wp:docPr id="14" name="Conector recto de flecha 14"/>
+                <wp:cNvGraphicFramePr/>
+                <a:graphic xmlns:a="http://schemas.openxmlformats.org/drawingml/2006/main">
+                  <a:graphicData uri="http://schemas.microsoft.com/office/word/2010/wordprocessingShape">
+                    <wps:wsp>
+                      <wps:cNvCnPr/>
+                      <wps:spPr>
+                        <a:xfrm flipV="1">
+                          <a:off x="0" y="0"/>
+                          <a:ext cx="2688199" cy="708144"/>
+                        </a:xfrm>
+                        <a:prstGeom prst="straightConnector1">
+                          <a:avLst/>
+                        </a:prstGeom>
+                        <a:ln>
+                          <a:tailEnd type="triangle"/>
+                        </a:ln>
+                      </wps:spPr>
+                      <wps:style>
+                        <a:lnRef idx="1">
+                          <a:schemeClr val="accent1"/>
+                        </a:lnRef>
+                        <a:fillRef idx="0">
+                          <a:schemeClr val="accent1"/>
+                        </a:fillRef>
+                        <a:effectRef idx="0">
+                          <a:schemeClr val="accent1"/>
+                        </a:effectRef>
+                        <a:fontRef idx="minor">
+                          <a:schemeClr val="tx1"/>
+                        </a:fontRef>
+                      </wps:style>
+                      <wps:bodyPr/>
+                    </wps:wsp>
+                  </a:graphicData>
+                </a:graphic>
+              </wp:anchor>
+            </w:drawing>
+          </mc:Choice>
+          <mc:Fallback>
+            <w:pict>
+              <v:shapetype w14:anchorId="43FF0C83" id="_x0000_t32" coordsize="21600,21600" o:spt="32" o:oned="t" path="m,l21600,21600e" filled="f">
+                <v:path arrowok="t" fillok="f" o:connecttype="none"/>
+                <o:lock v:ext="edit" shapetype="t"/>
+              </v:shapetype>
+              <v:shape id="Conector recto de flecha 14" o:spid="_x0000_s1026" type="#_x0000_t32" style="position:absolute;margin-left:146.65pt;margin-top:149.7pt;width:211.65pt;height:55.75pt;flip:y;z-index:251659264;visibility:visible;mso-wrap-style:square;mso-wrap-distance-left:9pt;mso-wrap-distance-top:0;mso-wrap-distance-right:9pt;mso-wrap-distance-bottom:0;mso-position-horizontal:absolute;mso-position-horizontal-relative:text;mso-position-vertical:absolute;mso-position-vertical-relative:text" o:gfxdata="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" strokecolor="#4472c4 [3204]" strokeweight=".5pt">
+                <v:stroke endarrow="block" joinstyle="miter"/>
+              </v:shape>
+            </w:pict>
+          </mc:Fallback>
+        </mc:AlternateContent>
+      </w:r>
       <w:r>
         <w:drawing>
-          <wp:inline distT="0" distB="0" distL="0" distR="0" wp14:anchorId="6FF7994A" wp14:editId="701EB2C2">
-            <wp:extent cx="5400040" cy="2751455"/>
-            <wp:effectExtent l="0" t="0" r="0" b="0"/>
-            <wp:docPr id="8" name="Imagen 8"/>
+          <wp:inline distT="0" distB="0" distL="0" distR="0" wp14:anchorId="6033E0B1" wp14:editId="05AF23B3">
+            <wp:extent cx="5400040" cy="2513330"/>
+            <wp:effectExtent l="0" t="0" r="0" b="1270"/>
+            <wp:docPr id="9" name="Imagen 9"/>
             <wp:cNvGraphicFramePr>
               <a:graphicFrameLocks xmlns:a="http://schemas.openxmlformats.org/drawingml/2006/main" noChangeAspect="1"/>
             </wp:cNvGraphicFramePr>
@@ -1156,7 +886,7 @@
                   <pic:spPr>
                     <a:xfrm>
                       <a:off x="0" y="0"/>
-                      <a:ext cx="5400040" cy="2751455"/>
+                      <a:ext cx="5400040" cy="2513330"/>
                     </a:xfrm>
                     <a:prstGeom prst="rect">
                       <a:avLst/>
@@ -1168,6 +898,414 @@
           </wp:inline>
         </w:drawing>
       </w:r>
+    </w:p>
+    <w:p>
+      <w:pPr>
+        <w:jc w:val="both"/>
+      </w:pPr>
+      <w:r>
+        <w:t>Copiar la primera parte de código y ponerlo en git bash para crear la rama , deberían salir las carpetas en git hub y darle al desplegable para combinarlo con vencel desde su web.</w:t>
+      </w:r>
+    </w:p>
+    <w:p>
+      <w:pPr>
+        <w:jc w:val="both"/>
+      </w:pPr>
+      <w:r>
+        <w:t>Visual code studio confirmar con gir config –global user.name que salga mi nombre acabado en user.email mi correo, para cambiarlo en lo mismo y añadir entre comillas mi nombre y mi email</w:t>
+      </w:r>
+      <w:r>
+        <w:t xml:space="preserve"> para la sincronización.</w:t>
+      </w:r>
+    </w:p>
+    <w:p>
+      <w:pPr>
+        <w:jc w:val="both"/>
+      </w:pPr>
+      <w:r>
+        <w:t>En el visual code estudio la terminal miramos de introducir en git bash:</w:t>
+      </w:r>
+    </w:p>
+    <w:p>
+      <w:pPr>
+        <w:jc w:val="both"/>
+        <w:rPr>
+          <w:sz w:val="24"/>
+          <w:szCs w:val="24"/>
+        </w:rPr>
+      </w:pPr>
+      <w:r>
+        <w:rPr>
+          <w:b/>
+          <w:bCs/>
+          <w:sz w:val="24"/>
+          <w:szCs w:val="24"/>
+        </w:rPr>
+        <w:t>git status</w:t>
+      </w:r>
+      <w:r>
+        <w:rPr>
+          <w:sz w:val="24"/>
+          <w:szCs w:val="24"/>
+        </w:rPr>
+        <w:t xml:space="preserve">   (Si hay alguno en rojo hacer un </w:t>
+      </w:r>
+      <w:r>
+        <w:rPr>
+          <w:b/>
+          <w:bCs/>
+          <w:sz w:val="24"/>
+          <w:szCs w:val="24"/>
+        </w:rPr>
+        <w:t>git add .)</w:t>
+      </w:r>
+    </w:p>
+    <w:p>
+      <w:pPr>
+        <w:jc w:val="both"/>
+        <w:rPr>
+          <w:b/>
+          <w:bCs/>
+          <w:sz w:val="24"/>
+          <w:szCs w:val="24"/>
+        </w:rPr>
+      </w:pPr>
+      <w:r>
+        <w:rPr>
+          <w:b/>
+          <w:bCs/>
+          <w:sz w:val="24"/>
+          <w:szCs w:val="24"/>
+        </w:rPr>
+        <w:t>git commit -m ”empezando”</w:t>
+      </w:r>
+    </w:p>
+    <w:p>
+      <w:pPr>
+        <w:jc w:val="both"/>
+        <w:rPr>
+          <w:b/>
+          <w:bCs/>
+          <w:sz w:val="24"/>
+          <w:szCs w:val="24"/>
+        </w:rPr>
+      </w:pPr>
+      <w:r>
+        <w:rPr>
+          <w:b/>
+          <w:bCs/>
+          <w:sz w:val="24"/>
+          <w:szCs w:val="24"/>
+        </w:rPr>
+        <w:t>git push</w:t>
+      </w:r>
+    </w:p>
+    <w:p>
+      <w:pPr>
+        <w:jc w:val="both"/>
+      </w:pPr>
+      <w:r>
+        <w:lastRenderedPageBreak/>
+        <w:drawing>
+          <wp:inline distT="0" distB="0" distL="0" distR="0" wp14:anchorId="2E3C074D" wp14:editId="4FF0E3DF">
+            <wp:extent cx="5400040" cy="5288280"/>
+            <wp:effectExtent l="0" t="0" r="0" b="7620"/>
+            <wp:docPr id="10" name="Imagen 10"/>
+            <wp:cNvGraphicFramePr>
+              <a:graphicFrameLocks xmlns:a="http://schemas.openxmlformats.org/drawingml/2006/main" noChangeAspect="1"/>
+            </wp:cNvGraphicFramePr>
+            <a:graphic xmlns:a="http://schemas.openxmlformats.org/drawingml/2006/main">
+              <a:graphicData uri="http://schemas.openxmlformats.org/drawingml/2006/picture">
+                <pic:pic xmlns:pic="http://schemas.openxmlformats.org/drawingml/2006/picture">
+                  <pic:nvPicPr>
+                    <pic:cNvPr id="1" name=""/>
+                    <pic:cNvPicPr/>
+                  </pic:nvPicPr>
+                  <pic:blipFill>
+                    <a:blip r:embed="rId12"/>
+                    <a:stretch>
+                      <a:fillRect/>
+                    </a:stretch>
+                  </pic:blipFill>
+                  <pic:spPr>
+                    <a:xfrm>
+                      <a:off x="0" y="0"/>
+                      <a:ext cx="5400040" cy="5288280"/>
+                    </a:xfrm>
+                    <a:prstGeom prst="rect">
+                      <a:avLst/>
+                    </a:prstGeom>
+                  </pic:spPr>
+                </pic:pic>
+              </a:graphicData>
+            </a:graphic>
+          </wp:inline>
+        </w:drawing>
+      </w:r>
+    </w:p>
+    <w:p>
+      <w:pPr>
+        <w:jc w:val="both"/>
+        <w:rPr>
+          <w:b/>
+          <w:bCs/>
+          <w:sz w:val="24"/>
+          <w:szCs w:val="24"/>
+        </w:rPr>
+      </w:pPr>
+      <w:r>
+        <w:drawing>
+          <wp:inline distT="0" distB="0" distL="0" distR="0" wp14:anchorId="5C9DC402" wp14:editId="795BEB40">
+            <wp:extent cx="5400040" cy="2975610"/>
+            <wp:effectExtent l="0" t="0" r="0" b="0"/>
+            <wp:docPr id="11" name="Imagen 11"/>
+            <wp:cNvGraphicFramePr>
+              <a:graphicFrameLocks xmlns:a="http://schemas.openxmlformats.org/drawingml/2006/main" noChangeAspect="1"/>
+            </wp:cNvGraphicFramePr>
+            <a:graphic xmlns:a="http://schemas.openxmlformats.org/drawingml/2006/main">
+              <a:graphicData uri="http://schemas.openxmlformats.org/drawingml/2006/picture">
+                <pic:pic xmlns:pic="http://schemas.openxmlformats.org/drawingml/2006/picture">
+                  <pic:nvPicPr>
+                    <pic:cNvPr id="1" name=""/>
+                    <pic:cNvPicPr/>
+                  </pic:nvPicPr>
+                  <pic:blipFill>
+                    <a:blip r:embed="rId13"/>
+                    <a:stretch>
+                      <a:fillRect/>
+                    </a:stretch>
+                  </pic:blipFill>
+                  <pic:spPr>
+                    <a:xfrm>
+                      <a:off x="0" y="0"/>
+                      <a:ext cx="5400040" cy="2975610"/>
+                    </a:xfrm>
+                    <a:prstGeom prst="rect">
+                      <a:avLst/>
+                    </a:prstGeom>
+                  </pic:spPr>
+                </pic:pic>
+              </a:graphicData>
+            </a:graphic>
+          </wp:inline>
+        </w:drawing>
+      </w:r>
+    </w:p>
+    <w:p>
+      <w:pPr>
+        <w:jc w:val="both"/>
+      </w:pPr>
+    </w:p>
+    <w:p>
+      <w:pPr>
+        <w:jc w:val="both"/>
+      </w:pPr>
+    </w:p>
+    <w:p>
+      <w:pPr>
+        <w:jc w:val="both"/>
+      </w:pPr>
+      <w:r>
+        <w:t xml:space="preserve">Ir a la web </w:t>
+      </w:r>
+      <w:r>
+        <w:rPr>
+          <w:b/>
+          <w:bCs/>
+        </w:rPr>
+        <w:t>git hub</w:t>
+      </w:r>
+      <w:r>
+        <w:t xml:space="preserve"> y comprobar que están las carpetas y archivos creados. </w:t>
+      </w:r>
+    </w:p>
+    <w:p>
+      <w:pPr>
+        <w:jc w:val="both"/>
+      </w:pPr>
+      <w:r>
+        <w:drawing>
+          <wp:inline distT="0" distB="0" distL="0" distR="0" wp14:anchorId="356E1DF0" wp14:editId="2843961B">
+            <wp:extent cx="5400040" cy="2581275"/>
+            <wp:effectExtent l="0" t="0" r="0" b="9525"/>
+            <wp:docPr id="12" name="Imagen 12"/>
+            <wp:cNvGraphicFramePr>
+              <a:graphicFrameLocks xmlns:a="http://schemas.openxmlformats.org/drawingml/2006/main" noChangeAspect="1"/>
+            </wp:cNvGraphicFramePr>
+            <a:graphic xmlns:a="http://schemas.openxmlformats.org/drawingml/2006/main">
+              <a:graphicData uri="http://schemas.openxmlformats.org/drawingml/2006/picture">
+                <pic:pic xmlns:pic="http://schemas.openxmlformats.org/drawingml/2006/picture">
+                  <pic:nvPicPr>
+                    <pic:cNvPr id="1" name=""/>
+                    <pic:cNvPicPr/>
+                  </pic:nvPicPr>
+                  <pic:blipFill>
+                    <a:blip r:embed="rId14"/>
+                    <a:stretch>
+                      <a:fillRect/>
+                    </a:stretch>
+                  </pic:blipFill>
+                  <pic:spPr>
+                    <a:xfrm>
+                      <a:off x="0" y="0"/>
+                      <a:ext cx="5400040" cy="2581275"/>
+                    </a:xfrm>
+                    <a:prstGeom prst="rect">
+                      <a:avLst/>
+                    </a:prstGeom>
+                  </pic:spPr>
+                </pic:pic>
+              </a:graphicData>
+            </a:graphic>
+          </wp:inline>
+        </w:drawing>
+      </w:r>
+    </w:p>
+    <w:p>
+      <w:pPr>
+        <w:jc w:val="both"/>
+      </w:pPr>
+      <w:r>
+        <w:rPr>
+          <w:noProof/>
+        </w:rPr>
+        <mc:AlternateContent>
+          <mc:Choice Requires="wps">
+            <w:drawing>
+              <wp:anchor distT="0" distB="0" distL="114300" distR="114300" simplePos="0" relativeHeight="251660288" behindDoc="0" locked="0" layoutInCell="1" allowOverlap="1" wp14:anchorId="45DDAF52" wp14:editId="2BAB778C">
+                <wp:simplePos x="0" y="0"/>
+                <wp:positionH relativeFrom="column">
+                  <wp:posOffset>178024</wp:posOffset>
+                </wp:positionH>
+                <wp:positionV relativeFrom="paragraph">
+                  <wp:posOffset>202465</wp:posOffset>
+                </wp:positionV>
+                <wp:extent cx="1306286" cy="653143"/>
+                <wp:effectExtent l="38100" t="0" r="27305" b="52070"/>
+                <wp:wrapNone/>
+                <wp:docPr id="15" name="Conector recto de flecha 15"/>
+                <wp:cNvGraphicFramePr/>
+                <a:graphic xmlns:a="http://schemas.openxmlformats.org/drawingml/2006/main">
+                  <a:graphicData uri="http://schemas.microsoft.com/office/word/2010/wordprocessingShape">
+                    <wps:wsp>
+                      <wps:cNvCnPr/>
+                      <wps:spPr>
+                        <a:xfrm flipH="1">
+                          <a:off x="0" y="0"/>
+                          <a:ext cx="1306286" cy="653143"/>
+                        </a:xfrm>
+                        <a:prstGeom prst="straightConnector1">
+                          <a:avLst/>
+                        </a:prstGeom>
+                        <a:ln>
+                          <a:tailEnd type="triangle"/>
+                        </a:ln>
+                      </wps:spPr>
+                      <wps:style>
+                        <a:lnRef idx="1">
+                          <a:schemeClr val="accent1"/>
+                        </a:lnRef>
+                        <a:fillRef idx="0">
+                          <a:schemeClr val="accent1"/>
+                        </a:fillRef>
+                        <a:effectRef idx="0">
+                          <a:schemeClr val="accent1"/>
+                        </a:effectRef>
+                        <a:fontRef idx="minor">
+                          <a:schemeClr val="tx1"/>
+                        </a:fontRef>
+                      </wps:style>
+                      <wps:bodyPr/>
+                    </wps:wsp>
+                  </a:graphicData>
+                </a:graphic>
+              </wp:anchor>
+            </w:drawing>
+          </mc:Choice>
+          <mc:Fallback>
+            <w:pict>
+              <v:shape w14:anchorId="2F20BDEB" id="Conector recto de flecha 15" o:spid="_x0000_s1026" type="#_x0000_t32" style="position:absolute;margin-left:14pt;margin-top:15.95pt;width:102.85pt;height:51.45pt;flip:x;z-index:251660288;visibility:visible;mso-wrap-style:square;mso-wrap-distance-left:9pt;mso-wrap-distance-top:0;mso-wrap-distance-right:9pt;mso-wrap-distance-bottom:0;mso-position-horizontal:absolute;mso-position-horizontal-relative:text;mso-position-vertical:absolute;mso-position-vertical-relative:text" o:gfxdata="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" strokecolor="#4472c4 [3204]" strokeweight=".5pt">
+                <v:stroke endarrow="block" joinstyle="miter"/>
+              </v:shape>
+            </w:pict>
+          </mc:Fallback>
+        </mc:AlternateContent>
+      </w:r>
+      <w:r>
+        <w:t xml:space="preserve">Ir a la web de </w:t>
+      </w:r>
+      <w:r>
+        <w:rPr>
+          <w:b/>
+          <w:bCs/>
+        </w:rPr>
+        <w:t>vencel</w:t>
+      </w:r>
+      <w:r>
+        <w:t xml:space="preserve"> y Overview, luego desplegar, aceptar y nuevo y esperar a que cargue.</w:t>
+      </w:r>
+    </w:p>
+    <w:p>
+      <w:pPr>
+        <w:jc w:val="both"/>
+      </w:pPr>
+      <w:r>
+        <w:drawing>
+          <wp:inline distT="0" distB="0" distL="0" distR="0" wp14:anchorId="40D463C6" wp14:editId="139B4EA4">
+            <wp:extent cx="5400040" cy="3684905"/>
+            <wp:effectExtent l="0" t="0" r="0" b="0"/>
+            <wp:docPr id="13" name="Imagen 13"/>
+            <wp:cNvGraphicFramePr>
+              <a:graphicFrameLocks xmlns:a="http://schemas.openxmlformats.org/drawingml/2006/main" noChangeAspect="1"/>
+            </wp:cNvGraphicFramePr>
+            <a:graphic xmlns:a="http://schemas.openxmlformats.org/drawingml/2006/main">
+              <a:graphicData uri="http://schemas.openxmlformats.org/drawingml/2006/picture">
+                <pic:pic xmlns:pic="http://schemas.openxmlformats.org/drawingml/2006/picture">
+                  <pic:nvPicPr>
+                    <pic:cNvPr id="1" name=""/>
+                    <pic:cNvPicPr/>
+                  </pic:nvPicPr>
+                  <pic:blipFill>
+                    <a:blip r:embed="rId15"/>
+                    <a:stretch>
+                      <a:fillRect/>
+                    </a:stretch>
+                  </pic:blipFill>
+                  <pic:spPr>
+                    <a:xfrm>
+                      <a:off x="0" y="0"/>
+                      <a:ext cx="5400040" cy="3684905"/>
+                    </a:xfrm>
+                    <a:prstGeom prst="rect">
+                      <a:avLst/>
+                    </a:prstGeom>
+                  </pic:spPr>
+                </pic:pic>
+              </a:graphicData>
+            </a:graphic>
+          </wp:inline>
+        </w:drawing>
+      </w:r>
+    </w:p>
+    <w:p>
+      <w:pPr>
+        <w:jc w:val="both"/>
+      </w:pPr>
+    </w:p>
+    <w:p>
+      <w:pPr>
+        <w:jc w:val="both"/>
+      </w:pPr>
+    </w:p>
+    <w:p>
+      <w:pPr>
+        <w:jc w:val="both"/>
+      </w:pPr>
+    </w:p>
+    <w:p>
+      <w:pPr>
+        <w:jc w:val="both"/>
+      </w:pPr>
     </w:p>
     <w:sectPr>
       <w:pgSz w:w="11906" w:h="16838"/>
